--- a/docs/architecture/adr/ADR-002-nodejs-minimal-dependencies.docx
+++ b/docs/architecture/adr/ADR-002-nodejs-minimal-dependencies.docx
@@ -60,50 +60,213 @@
         </w:p>
       </w:sdtContent>
     </w:sdt>
-    <w:p>
-      <w:pPr>
-        <w:numPr>
-          <w:ilvl w:val="0"/>
-          <w:numId w:val="1001"/>
-        </w:numPr>
-        <w:pStyle w:val="Compact"/>
-      </w:pPr>
-      <w:r>
-        <w:rPr>
-          <w:bCs/>
-          <w:b/>
-        </w:rPr>
-        <w:t xml:space="preserve">Status:</w:t>
-      </w:r>
-      <w:r>
-        <w:t xml:space="preserve"> </w:t>
-      </w:r>
-      <w:r>
-        <w:t xml:space="preserve">Accepted</w:t>
-      </w:r>
-    </w:p>
-    <w:p>
-      <w:pPr>
-        <w:numPr>
-          <w:ilvl w:val="0"/>
-          <w:numId w:val="1001"/>
-        </w:numPr>
-        <w:pStyle w:val="Compact"/>
-      </w:pPr>
-      <w:r>
-        <w:rPr>
-          <w:bCs/>
-          <w:b/>
-        </w:rPr>
-        <w:t xml:space="preserve">Date:</w:t>
-      </w:r>
-      <w:r>
-        <w:t xml:space="preserve"> </w:t>
-      </w:r>
-      <w:r>
-        <w:t xml:space="preserve">2026-10-07</w:t>
-      </w:r>
-    </w:p>
+    <w:tbl>
+      <w:tblPr>
+        <w:tblStyle w:val="Table"/>
+        <w:tblW w:type="pct" w:w="5000"/>
+        <w:tblLook w:firstRow="1" w:lastRow="0" w:firstColumn="0" w:lastColumn="0" w:noHBand="0" w:noVBand="0" w:val="0020"/>
+        <w:jc w:val="start"/>
+      </w:tblPr>
+      <w:tblGrid>
+        <w:gridCol w:w="1584"/>
+        <w:gridCol w:w="1584"/>
+        <w:gridCol w:w="1584"/>
+        <w:gridCol w:w="1584"/>
+        <w:gridCol w:w="1584"/>
+      </w:tblGrid>
+      <w:tr>
+        <w:trPr>
+          <w:tblHeader w:val="true"/>
+          <w:tblHeader w:val="true"/>
+        </w:trPr>
+        <w:tc>
+          <w:tcPr>
+            <w:shd w:val="clear" w:color="auto" w:fill="213368"/>
+          </w:tcPr>
+          <w:p>
+            <w:pPr>
+              <w:pStyle w:val="Compact"/>
+              <w:spacing w:before="20" w:after="20"/>
+              <w:jc w:val="left"/>
+            </w:pPr>
+            <w:r>
+              <w:rPr>
+                <w:b/>
+                <w:color w:val="FFFFFF"/>
+                <w:sz w:val="17"/>
+              </w:rPr>
+              <w:t xml:space="preserve">Document</w:t>
+            </w:r>
+          </w:p>
+        </w:tc>
+        <w:tc>
+          <w:tcPr>
+            <w:shd w:val="clear" w:color="auto" w:fill="213368"/>
+          </w:tcPr>
+          <w:p>
+            <w:pPr>
+              <w:pStyle w:val="Compact"/>
+              <w:spacing w:before="20" w:after="20"/>
+              <w:jc w:val="left"/>
+            </w:pPr>
+            <w:r>
+              <w:rPr>
+                <w:b/>
+                <w:color w:val="FFFFFF"/>
+                <w:sz w:val="17"/>
+              </w:rPr>
+              <w:t xml:space="preserve">Version</w:t>
+            </w:r>
+          </w:p>
+        </w:tc>
+        <w:tc>
+          <w:tcPr>
+            <w:shd w:val="clear" w:color="auto" w:fill="213368"/>
+          </w:tcPr>
+          <w:p>
+            <w:pPr>
+              <w:pStyle w:val="Compact"/>
+              <w:spacing w:before="20" w:after="20"/>
+              <w:jc w:val="left"/>
+            </w:pPr>
+            <w:r>
+              <w:rPr>
+                <w:b/>
+                <w:color w:val="FFFFFF"/>
+                <w:sz w:val="17"/>
+              </w:rPr>
+              <w:t xml:space="preserve">Date</w:t>
+            </w:r>
+          </w:p>
+        </w:tc>
+        <w:tc>
+          <w:tcPr>
+            <w:shd w:val="clear" w:color="auto" w:fill="213368"/>
+          </w:tcPr>
+          <w:p>
+            <w:pPr>
+              <w:pStyle w:val="Compact"/>
+              <w:spacing w:before="20" w:after="20"/>
+              <w:jc w:val="left"/>
+            </w:pPr>
+            <w:r>
+              <w:rPr>
+                <w:b/>
+                <w:color w:val="FFFFFF"/>
+                <w:sz w:val="17"/>
+              </w:rPr>
+              <w:t xml:space="preserve">Owner</w:t>
+            </w:r>
+          </w:p>
+        </w:tc>
+        <w:tc>
+          <w:tcPr>
+            <w:shd w:val="clear" w:color="auto" w:fill="213368"/>
+          </w:tcPr>
+          <w:p>
+            <w:pPr>
+              <w:pStyle w:val="Compact"/>
+              <w:spacing w:before="20" w:after="20"/>
+              <w:jc w:val="left"/>
+            </w:pPr>
+            <w:r>
+              <w:rPr>
+                <w:b/>
+                <w:color w:val="FFFFFF"/>
+                <w:sz w:val="17"/>
+              </w:rPr>
+              <w:t xml:space="preserve">Status</w:t>
+            </w:r>
+          </w:p>
+        </w:tc>
+      </w:tr>
+      <w:tr>
+        <w:tc>
+          <w:tcPr>
+            <w:noWrap/>
+          </w:tcPr>
+          <w:p>
+            <w:pPr>
+              <w:pStyle w:val="Compact"/>
+              <w:spacing w:before="20" w:after="20"/>
+              <w:jc w:val="left"/>
+            </w:pPr>
+            <w:r>
+              <w:rPr>
+                <w:sz w:val="17"/>
+              </w:rPr>
+              <w:t xml:space="preserve">ADR-002</w:t>
+            </w:r>
+          </w:p>
+        </w:tc>
+        <w:tc>
+          <w:tcPr>
+            <w:noWrap/>
+          </w:tcPr>
+          <w:p>
+            <w:pPr>
+              <w:pStyle w:val="Compact"/>
+              <w:spacing w:before="20" w:after="20"/>
+              <w:jc w:val="left"/>
+            </w:pPr>
+            <w:r>
+              <w:rPr>
+                <w:sz w:val="17"/>
+              </w:rPr>
+              <w:t xml:space="preserve">1.0</w:t>
+            </w:r>
+          </w:p>
+        </w:tc>
+        <w:tc>
+          <w:tcPr/>
+          <w:p>
+            <w:pPr>
+              <w:pStyle w:val="Compact"/>
+              <w:spacing w:before="20" w:after="20"/>
+              <w:jc w:val="left"/>
+            </w:pPr>
+            <w:r>
+              <w:rPr>
+                <w:sz w:val="17"/>
+              </w:rPr>
+              <w:t xml:space="preserve">07 October 2026</w:t>
+            </w:r>
+          </w:p>
+        </w:tc>
+        <w:tc>
+          <w:tcPr/>
+          <w:p>
+            <w:pPr>
+              <w:pStyle w:val="Compact"/>
+              <w:spacing w:before="20" w:after="20"/>
+              <w:jc w:val="left"/>
+            </w:pPr>
+            <w:r>
+              <w:rPr>
+                <w:sz w:val="17"/>
+              </w:rPr>
+              <w:t xml:space="preserve">iorta TechNXT Architecture</w:t>
+            </w:r>
+          </w:p>
+        </w:tc>
+        <w:tc>
+          <w:tcPr/>
+          <w:p>
+            <w:pPr>
+              <w:pStyle w:val="Compact"/>
+              <w:spacing w:before="20" w:after="20"/>
+              <w:jc w:val="left"/>
+            </w:pPr>
+            <w:r>
+              <w:rPr>
+                <w:sz w:val="17"/>
+              </w:rPr>
+              <w:t xml:space="preserve">Accepted</w:t>
+            </w:r>
+          </w:p>
+        </w:tc>
+      </w:tr>
+    </w:tbl>
     <w:p>
       <w:pPr>
         <w:numPr>
@@ -465,12 +628,14 @@
           <w:p>
             <w:pPr>
               <w:pStyle w:val="Compact"/>
+              <w:spacing w:before="20" w:after="20"/>
               <w:jc w:val="left"/>
             </w:pPr>
             <w:r>
               <w:rPr>
                 <w:b/>
                 <w:color w:val="FFFFFF"/>
+                <w:sz w:val="18"/>
               </w:rPr>
               <w:t xml:space="preserve">Capability</w:t>
             </w:r>
@@ -483,12 +648,14 @@
           <w:p>
             <w:pPr>
               <w:pStyle w:val="Compact"/>
+              <w:spacing w:before="20" w:after="20"/>
               <w:jc w:val="left"/>
             </w:pPr>
             <w:r>
               <w:rPr>
                 <w:b/>
                 <w:color w:val="FFFFFF"/>
+                <w:sz w:val="18"/>
               </w:rPr>
               <w:t xml:space="preserve">Implementation</w:t>
             </w:r>
@@ -501,9 +668,13 @@
           <w:p>
             <w:pPr>
               <w:pStyle w:val="Compact"/>
+              <w:spacing w:before="20" w:after="20"/>
               <w:jc w:val="left"/>
             </w:pPr>
             <w:r>
+              <w:rPr>
+                <w:sz w:val="18"/>
+              </w:rPr>
               <w:t xml:space="preserve">HTTP server, routing</w:t>
             </w:r>
           </w:p>
@@ -513,31 +684,46 @@
           <w:p>
             <w:pPr>
               <w:pStyle w:val="Compact"/>
+              <w:spacing w:before="20" w:after="20"/>
               <w:jc w:val="left"/>
             </w:pPr>
             <w:r>
               <w:rPr>
                 <w:rStyle w:val="VerbatimChar"/>
+                <w:sz w:val="18"/>
               </w:rPr>
               <w:t xml:space="preserve">node:http</w:t>
             </w:r>
             <w:r>
+              <w:rPr>
+                <w:sz w:val="18"/>
+              </w:rPr>
               <w:t xml:space="preserve">,</w:t>
             </w:r>
             <w:r>
+              <w:rPr>
+                <w:sz w:val="18"/>
+              </w:rPr>
               <w:t xml:space="preserve"> </w:t>
             </w:r>
             <w:r>
               <w:rPr>
                 <w:rStyle w:val="VerbatimChar"/>
+                <w:sz w:val="18"/>
               </w:rPr>
               <w:t xml:space="preserve">src/adapters/http/router.js</w:t>
             </w:r>
             <w:r>
+              <w:rPr>
+                <w:sz w:val="18"/>
+              </w:rPr>
               <w:t xml:space="preserve"> </w:t>
             </w:r>
             <w:r>
-              <w:t xml:space="preserve">(about 35 lines)</w:t>
+              <w:rPr>
+                <w:sz w:val="18"/>
+              </w:rPr>
+              <w:t xml:space="preserve">(about 40 lines)</w:t>
             </w:r>
           </w:p>
         </w:tc>
@@ -548,9 +734,13 @@
           <w:p>
             <w:pPr>
               <w:pStyle w:val="Compact"/>
+              <w:spacing w:before="20" w:after="20"/>
               <w:jc w:val="left"/>
             </w:pPr>
             <w:r>
+              <w:rPr>
+                <w:sz w:val="18"/>
+              </w:rPr>
               <w:t xml:space="preserve">Crypto (AES-GCM, HMAC, scrypt, JWT HS256, TOTP)</w:t>
             </w:r>
           </w:p>
@@ -560,23 +750,32 @@
           <w:p>
             <w:pPr>
               <w:pStyle w:val="Compact"/>
+              <w:spacing w:before="20" w:after="20"/>
               <w:jc w:val="left"/>
             </w:pPr>
             <w:r>
               <w:rPr>
                 <w:rStyle w:val="VerbatimChar"/>
+                <w:sz w:val="18"/>
               </w:rPr>
               <w:t xml:space="preserve">node:crypto</w:t>
             </w:r>
             <w:r>
+              <w:rPr>
+                <w:sz w:val="18"/>
+              </w:rPr>
               <w:t xml:space="preserve">,</w:t>
             </w:r>
             <w:r>
+              <w:rPr>
+                <w:sz w:val="18"/>
+              </w:rPr>
               <w:t xml:space="preserve"> </w:t>
             </w:r>
             <w:r>
               <w:rPr>
                 <w:rStyle w:val="VerbatimChar"/>
+                <w:sz w:val="18"/>
               </w:rPr>
               <w:t xml:space="preserve">src/shared/crypto.js</w:t>
             </w:r>
@@ -589,9 +788,13 @@
           <w:p>
             <w:pPr>
               <w:pStyle w:val="Compact"/>
+              <w:spacing w:before="20" w:after="20"/>
               <w:jc w:val="left"/>
             </w:pPr>
             <w:r>
+              <w:rPr>
+                <w:sz w:val="18"/>
+              </w:rPr>
               <w:t xml:space="preserve">Validation (allow-list)</w:t>
             </w:r>
           </w:p>
@@ -601,11 +804,13 @@
           <w:p>
             <w:pPr>
               <w:pStyle w:val="Compact"/>
+              <w:spacing w:before="20" w:after="20"/>
               <w:jc w:val="left"/>
             </w:pPr>
             <w:r>
               <w:rPr>
                 <w:rStyle w:val="VerbatimChar"/>
+                <w:sz w:val="18"/>
               </w:rPr>
               <w:t xml:space="preserve">src/shared/validation.js</w:t>
             </w:r>
@@ -618,9 +823,13 @@
           <w:p>
             <w:pPr>
               <w:pStyle w:val="Compact"/>
+              <w:spacing w:before="20" w:after="20"/>
               <w:jc w:val="left"/>
             </w:pPr>
             <w:r>
+              <w:rPr>
+                <w:sz w:val="18"/>
+              </w:rPr>
               <w:t xml:space="preserve">Metrics (Prometheus text format)</w:t>
             </w:r>
           </w:p>
@@ -630,11 +839,13 @@
           <w:p>
             <w:pPr>
               <w:pStyle w:val="Compact"/>
+              <w:spacing w:before="20" w:after="20"/>
               <w:jc w:val="left"/>
             </w:pPr>
             <w:r>
               <w:rPr>
                 <w:rStyle w:val="VerbatimChar"/>
+                <w:sz w:val="18"/>
               </w:rPr>
               <w:t xml:space="preserve">src/shared/metrics.js</w:t>
             </w:r>
@@ -647,9 +858,13 @@
           <w:p>
             <w:pPr>
               <w:pStyle w:val="Compact"/>
+              <w:spacing w:before="20" w:after="20"/>
               <w:jc w:val="left"/>
             </w:pPr>
             <w:r>
+              <w:rPr>
+                <w:sz w:val="18"/>
+              </w:rPr>
               <w:t xml:space="preserve">Tests and coverage</w:t>
             </w:r>
           </w:p>
@@ -659,30 +874,45 @@
           <w:p>
             <w:pPr>
               <w:pStyle w:val="Compact"/>
+              <w:spacing w:before="20" w:after="20"/>
               <w:jc w:val="left"/>
             </w:pPr>
             <w:r>
               <w:rPr>
                 <w:rStyle w:val="VerbatimChar"/>
+                <w:sz w:val="18"/>
               </w:rPr>
               <w:t xml:space="preserve">node --test</w:t>
             </w:r>
             <w:r>
+              <w:rPr>
+                <w:sz w:val="18"/>
+              </w:rPr>
               <w:t xml:space="preserve">,</w:t>
             </w:r>
             <w:r>
+              <w:rPr>
+                <w:sz w:val="18"/>
+              </w:rPr>
               <w:t xml:space="preserve"> </w:t>
             </w:r>
             <w:r>
               <w:rPr>
                 <w:rStyle w:val="VerbatimChar"/>
+                <w:sz w:val="18"/>
               </w:rPr>
               <w:t xml:space="preserve">--experimental-test-coverage</w:t>
             </w:r>
             <w:r>
+              <w:rPr>
+                <w:sz w:val="18"/>
+              </w:rPr>
               <w:t xml:space="preserve"> </w:t>
             </w:r>
             <w:r>
+              <w:rPr>
+                <w:sz w:val="18"/>
+              </w:rPr>
               <w:t xml:space="preserve">with gates (lines 80 %, branches 70 %, functions 80 %)</w:t>
             </w:r>
           </w:p>
@@ -690,15 +920,19 @@
       </w:tr>
       <w:tr>
         <w:tc>
-          <w:tcPr/>
+          <w:tcPr>
+            <w:noWrap/>
+          </w:tcPr>
           <w:p>
             <w:pPr>
               <w:pStyle w:val="Compact"/>
+              <w:spacing w:before="20" w:after="20"/>
               <w:jc w:val="left"/>
             </w:pPr>
             <w:r>
               <w:rPr>
                 <w:rStyle w:val="VerbatimChar"/>
+                <w:sz w:val="18"/>
               </w:rPr>
               <w:t xml:space="preserve">pg</w:t>
             </w:r>
@@ -709,21 +943,32 @@
           <w:p>
             <w:pPr>
               <w:pStyle w:val="Compact"/>
+              <w:spacing w:before="20" w:after="20"/>
               <w:jc w:val="left"/>
             </w:pPr>
             <w:r>
+              <w:rPr>
+                <w:sz w:val="18"/>
+              </w:rPr>
               <w:t xml:space="preserve">Loaded lazily in</w:t>
             </w:r>
             <w:r>
+              <w:rPr>
+                <w:sz w:val="18"/>
+              </w:rPr>
               <w:t xml:space="preserve"> </w:t>
             </w:r>
             <w:r>
               <w:rPr>
                 <w:rStyle w:val="VerbatimChar"/>
+                <w:sz w:val="18"/>
               </w:rPr>
               <w:t xml:space="preserve">postgresStore.js</w:t>
             </w:r>
             <w:r>
+              <w:rPr>
+                <w:sz w:val="18"/>
+              </w:rPr>
               <w:t xml:space="preserve">, so in-memory mode has zero runtime dependencies</w:t>
             </w:r>
           </w:p>
@@ -1003,7 +1248,7 @@
     </w:pPr>
     <w:r>
       <w:rPr>
-        <w:rFonts w:ascii="Arial" w:hAnsi="Arial"/>
+        <w:rFonts w:ascii="Calibri" w:hAnsi="Calibri"/>
         <w:sz w:val="16"/>
       </w:rPr>
       <w:t xml:space="preserve">Prepared by iorta TechNXT · Confidential · Page </w:t>
@@ -1048,7 +1293,7 @@
     </w:pPr>
     <w:r>
       <w:rPr>
-        <w:rFonts w:ascii="Arial" w:hAnsi="Arial"/>
+        <w:rFonts w:ascii="Calibri" w:hAnsi="Calibri"/>
         <w:color w:val="213368"/>
         <w:sz w:val="16"/>
       </w:rPr>
@@ -1367,9 +1612,9 @@
     <w:name w:val="Normal"/>
     <w:qFormat/>
     <w:rPr>
-      <w:rFonts w:ascii="Arial" w:cs="Arial" w:eastAsia="Arial" w:hAnsi="Arial"/>
+      <w:rFonts w:ascii="Calibri" w:cs="Calibri" w:eastAsia="Calibri" w:hAnsi="Calibri"/>
       <w:color w:val="121A33"/>
-      <w:sz w:val="21"/>
+      <w:sz w:val="22"/>
     </w:rPr>
   </w:style>
   <w:style w:styleId="BodyText" w:type="paragraph">
@@ -1381,9 +1626,9 @@
     </w:pPr>
     <w:qFormat/>
     <w:rPr>
-      <w:rFonts w:ascii="Arial" w:cs="Arial" w:eastAsia="Arial" w:hAnsi="Arial"/>
+      <w:rFonts w:ascii="Calibri" w:cs="Calibri" w:eastAsia="Calibri" w:hAnsi="Calibri"/>
       <w:color w:val="121A33"/>
-      <w:sz w:val="21"/>
+      <w:sz w:val="22"/>
     </w:rPr>
   </w:style>
   <w:style w:customStyle="1" w:styleId="FirstParagraph" w:type="paragraph">
@@ -1392,9 +1637,9 @@
     <w:next w:val="BodyText"/>
     <w:qFormat/>
     <w:rPr>
-      <w:rFonts w:ascii="Arial" w:cs="Arial" w:eastAsia="Arial" w:hAnsi="Arial"/>
+      <w:rFonts w:ascii="Calibri" w:cs="Calibri" w:eastAsia="Calibri" w:hAnsi="Calibri"/>
       <w:color w:val="121A33"/>
-      <w:sz w:val="21"/>
+      <w:sz w:val="22"/>
     </w:rPr>
   </w:style>
   <w:style w:customStyle="1" w:styleId="Compact" w:type="paragraph">
@@ -1405,9 +1650,9 @@
       <w:spacing w:after="36" w:before="36"/>
     </w:pPr>
     <w:rPr>
-      <w:rFonts w:ascii="Arial" w:cs="Arial" w:eastAsia="Arial" w:hAnsi="Arial"/>
+      <w:rFonts w:ascii="Calibri" w:cs="Calibri" w:eastAsia="Calibri" w:hAnsi="Calibri"/>
       <w:color w:val="121A33"/>
-      <w:sz w:val="21"/>
+      <w:sz w:val="22"/>
     </w:rPr>
   </w:style>
   <w:style w:styleId="Title" w:type="paragraph">
@@ -1422,11 +1667,11 @@
       <w:jc w:val="center"/>
     </w:pPr>
     <w:rPr>
-      <w:rFonts w:ascii="Arial" w:asciiTheme="majorHAnsi" w:cs="Arial" w:cstheme="majorBidi" w:eastAsia="Arial" w:eastAsiaTheme="majorEastAsia" w:hAnsi="Arial" w:hAnsiTheme="majorHAnsi"/>
+      <w:rFonts w:ascii="Calibri" w:asciiTheme="majorHAnsi" w:cs="Calibri" w:cstheme="majorBidi" w:eastAsia="Calibri" w:eastAsiaTheme="majorEastAsia" w:hAnsi="Calibri" w:hAnsiTheme="majorHAnsi"/>
       <w:b/>
       <w:bCs/>
       <w:color w:val="213368"/>
-      <w:sz w:val="48"/>
+      <w:sz w:val="52"/>
       <w:szCs w:val="36"/>
     </w:rPr>
   </w:style>
@@ -1442,7 +1687,7 @@
       <w:jc w:val="center"/>
     </w:pPr>
     <w:rPr>
-      <w:rFonts w:ascii="Arial" w:cs="Arial" w:eastAsia="Arial" w:hAnsi="Arial"/>
+      <w:rFonts w:ascii="Calibri" w:cs="Calibri" w:eastAsia="Calibri" w:hAnsi="Calibri"/>
       <w:b w:val="0"/>
       <w:color w:val="0B6B66"/>
       <w:sz w:val="26"/>
@@ -1711,9 +1956,9 @@
       <w:ind w:firstLine="0" w:left="480" w:right="480"/>
     </w:pPr>
     <w:rPr>
-      <w:rFonts w:ascii="Arial" w:cs="Arial" w:eastAsia="Arial" w:hAnsi="Arial"/>
+      <w:rFonts w:ascii="Calibri" w:cs="Calibri" w:eastAsia="Calibri" w:hAnsi="Calibri"/>
       <w:color w:val="121A33"/>
-      <w:sz w:val="21"/>
+      <w:sz w:val="22"/>
     </w:rPr>
   </w:style>
   <w:style w:styleId="FootnoteText" w:type="paragraph">
@@ -1736,7 +1981,7 @@
     <w:unhideWhenUsed/>
     <w:qFormat/>
     <w:rPr>
-      <w:rFonts w:ascii="Arial" w:cs="Arial" w:eastAsia="Arial" w:hAnsi="Arial"/>
+      <w:rFonts w:ascii="Calibri" w:cs="Calibri" w:eastAsia="Calibri" w:hAnsi="Calibri"/>
       <w:sz w:val="18"/>
     </w:rPr>
     <w:tblPr>
@@ -1832,7 +2077,8 @@
     <w:basedOn w:val="BodyTextChar"/>
     <w:rPr>
       <w:rFonts w:ascii="Consolas" w:cs="Consolas" w:eastAsia="Consolas" w:hAnsi="Consolas"/>
-      <w:sz w:val="17"/>
+      <w:color w:val="2A3A6E"/>
+      <w:sz w:val="18"/>
     </w:rPr>
   </w:style>
   <w:style w:customStyle="1" w:styleId="SectionNumber" w:type="character">
